--- a/data/outputs/v2/Grade11/Biology/Quizzes/SS2.2_Growth_and_Development_in_Plants/Biology_G11_SS2.2_Growth_and_Development_in_Plants_L3_AnswerKey.docx
+++ b/data/outputs/v2/Grade11/Biology/Quizzes/SS2.2_Growth_and_Development_in_Plants/Biology_G11_SS2.2_Growth_and_Development_in_Plants_L3_AnswerKey.docx
@@ -1405,7 +1405,7 @@
         </w:rPr>
         <w:t xml:space="preserve">© 2026 SeaVuria and ARES. Aligned with KICD objectives. Developed by SeaVuria; technical implementation by ARES (with AI assistance from Claude). Licensed under </w:t>
       </w:r>
-      <w:hyperlink w:history="1" r:id="rIdarsdfcpngpkex5i9_xnnb">
+      <w:hyperlink w:history="1" r:id="rIdptxpnyljioqvp3dwk6672">
         <w:r>
           <w:rPr>
             <w:rFonts w:ascii="Arial" w:cs="Arial" w:eastAsia="Arial" w:hAnsi="Arial"/>
@@ -1426,7 +1426,7 @@
         </w:rPr>
         <w:t xml:space="preserve"> (</w:t>
       </w:r>
-      <w:hyperlink w:history="1" r:id="rIdljflgksnvbsivc37ffovr">
+      <w:hyperlink w:history="1" r:id="rIdqq1mq2ij4d2jadday9tq8">
         <w:r>
           <w:rPr>
             <w:rFonts w:ascii="Arial" w:cs="Arial" w:eastAsia="Arial" w:hAnsi="Arial"/>

--- a/data/outputs/v2/Grade11/Biology/Quizzes/SS2.2_Growth_and_Development_in_Plants/Biology_G11_SS2.2_Growth_and_Development_in_Plants_L3_AnswerKey.docx
+++ b/data/outputs/v2/Grade11/Biology/Quizzes/SS2.2_Growth_and_Development_in_Plants/Biology_G11_SS2.2_Growth_and_Development_in_Plants_L3_AnswerKey.docx
@@ -29,7 +29,7 @@
           <w:sz w:val="20"/>
           <w:szCs w:val="20"/>
         </w:rPr>
-        <w:t xml:space="preserve">Sub-Strand 2.2: Growth and Development in Plants  •  Lesson 3: Seed Dormancy: Why Do Some Healthy-Looking Seeds Refuse to Germinate?</w:t>
+        <w:t xml:space="preserve">Sub-Strand 2.2: Growth and Development in Plants  •  Lesson 3: Seed Dormancy: Why Do Healthy-Looking Seeds Not Germinate?</w:t>
       </w:r>
     </w:p>
     <w:p>
@@ -64,7 +64,7 @@
     </w:p>
     <w:tbl>
       <w:tblPr>
-        <w:tblW w:type="dxa" w:w="9359"/>
+        <w:tblW w:type="dxa" w:w="9360"/>
         <w:tblBorders>
           <w:top w:val="single" w:color="auto" w:sz="4"/>
           <w:left w:val="single" w:color="auto" w:sz="4"/>
@@ -75,18 +75,19 @@
         </w:tblBorders>
       </w:tblPr>
       <w:tblGrid>
-        <w:gridCol w:w="1337"/>
-        <w:gridCol w:w="1337"/>
-        <w:gridCol w:w="1337"/>
-        <w:gridCol w:w="1337"/>
-        <w:gridCol w:w="1337"/>
-        <w:gridCol w:w="1337"/>
-        <w:gridCol w:w="1337"/>
+        <w:gridCol w:w="1170"/>
+        <w:gridCol w:w="1170"/>
+        <w:gridCol w:w="1170"/>
+        <w:gridCol w:w="1170"/>
+        <w:gridCol w:w="1170"/>
+        <w:gridCol w:w="1170"/>
+        <w:gridCol w:w="1170"/>
+        <w:gridCol w:w="1170"/>
       </w:tblGrid>
       <w:tr>
         <w:tc>
           <w:tcPr>
-            <w:tcW w:type="dxa" w:w="1337"/>
+            <w:tcW w:type="dxa" w:w="1170"/>
             <w:tcBorders>
               <w:top w:val="single" w:color="BBBBBB" w:sz="4"/>
               <w:left w:val="single" w:color="BBBBBB" w:sz="4"/>
@@ -119,7 +120,7 @@
         </w:tc>
         <w:tc>
           <w:tcPr>
-            <w:tcW w:type="dxa" w:w="1337"/>
+            <w:tcW w:type="dxa" w:w="1170"/>
             <w:tcBorders>
               <w:top w:val="single" w:color="BBBBBB" w:sz="4"/>
               <w:left w:val="single" w:color="BBBBBB" w:sz="4"/>
@@ -152,7 +153,7 @@
         </w:tc>
         <w:tc>
           <w:tcPr>
-            <w:tcW w:type="dxa" w:w="1337"/>
+            <w:tcW w:type="dxa" w:w="1170"/>
             <w:tcBorders>
               <w:top w:val="single" w:color="BBBBBB" w:sz="4"/>
               <w:left w:val="single" w:color="BBBBBB" w:sz="4"/>
@@ -185,7 +186,7 @@
         </w:tc>
         <w:tc>
           <w:tcPr>
-            <w:tcW w:type="dxa" w:w="1337"/>
+            <w:tcW w:type="dxa" w:w="1170"/>
             <w:tcBorders>
               <w:top w:val="single" w:color="BBBBBB" w:sz="4"/>
               <w:left w:val="single" w:color="BBBBBB" w:sz="4"/>
@@ -218,7 +219,7 @@
         </w:tc>
         <w:tc>
           <w:tcPr>
-            <w:tcW w:type="dxa" w:w="1337"/>
+            <w:tcW w:type="dxa" w:w="1170"/>
             <w:tcBorders>
               <w:top w:val="single" w:color="BBBBBB" w:sz="4"/>
               <w:left w:val="single" w:color="BBBBBB" w:sz="4"/>
@@ -251,7 +252,7 @@
         </w:tc>
         <w:tc>
           <w:tcPr>
-            <w:tcW w:type="dxa" w:w="1337"/>
+            <w:tcW w:type="dxa" w:w="1170"/>
             <w:tcBorders>
               <w:top w:val="single" w:color="BBBBBB" w:sz="4"/>
               <w:left w:val="single" w:color="BBBBBB" w:sz="4"/>
@@ -284,7 +285,7 @@
         </w:tc>
         <w:tc>
           <w:tcPr>
-            <w:tcW w:type="dxa" w:w="1337"/>
+            <w:tcW w:type="dxa" w:w="1170"/>
             <w:tcBorders>
               <w:top w:val="single" w:color="BBBBBB" w:sz="4"/>
               <w:left w:val="single" w:color="BBBBBB" w:sz="4"/>
@@ -315,11 +316,108 @@
             </w:r>
           </w:p>
         </w:tc>
+        <w:tc>
+          <w:tcPr>
+            <w:tcW w:type="dxa" w:w="1170"/>
+            <w:tcBorders>
+              <w:top w:val="single" w:color="BBBBBB" w:sz="4"/>
+              <w:left w:val="single" w:color="BBBBBB" w:sz="4"/>
+              <w:bottom w:val="single" w:color="BBBBBB" w:sz="4"/>
+              <w:right w:val="single" w:color="BBBBBB" w:sz="4"/>
+            </w:tcBorders>
+            <w:shd w:fill="D9EEF1" w:val="clear"/>
+            <w:tcMar>
+              <w:top w:type="dxa" w:w="60"/>
+              <w:left w:type="dxa" w:w="80"/>
+              <w:bottom w:type="dxa" w:w="60"/>
+              <w:right w:type="dxa" w:w="80"/>
+            </w:tcMar>
+          </w:tcPr>
+          <w:p>
+            <w:pPr>
+              <w:jc w:val="center"/>
+            </w:pPr>
+            <w:r>
+              <w:rPr>
+                <w:rFonts w:ascii="Arial" w:cs="Arial" w:eastAsia="Arial" w:hAnsi="Arial"/>
+                <w:b/>
+                <w:bCs/>
+                <w:sz w:val="21"/>
+                <w:szCs w:val="21"/>
+              </w:rPr>
+              <w:t xml:space="preserve">Q8</w:t>
+            </w:r>
+          </w:p>
+        </w:tc>
       </w:tr>
       <w:tr>
         <w:tc>
           <w:tcPr>
-            <w:tcW w:type="dxa" w:w="1337"/>
+            <w:tcW w:type="dxa" w:w="1170"/>
+            <w:tcBorders>
+              <w:top w:val="single" w:color="BBBBBB" w:sz="4"/>
+              <w:left w:val="single" w:color="BBBBBB" w:sz="4"/>
+              <w:bottom w:val="single" w:color="BBBBBB" w:sz="4"/>
+              <w:right w:val="single" w:color="BBBBBB" w:sz="4"/>
+            </w:tcBorders>
+            <w:tcMar>
+              <w:top w:type="dxa" w:w="60"/>
+              <w:left w:type="dxa" w:w="80"/>
+              <w:bottom w:type="dxa" w:w="60"/>
+              <w:right w:type="dxa" w:w="80"/>
+            </w:tcMar>
+          </w:tcPr>
+          <w:p>
+            <w:pPr>
+              <w:jc w:val="center"/>
+            </w:pPr>
+            <w:r>
+              <w:rPr>
+                <w:rFonts w:ascii="Arial" w:cs="Arial" w:eastAsia="Arial" w:hAnsi="Arial"/>
+                <w:b/>
+                <w:bCs/>
+                <w:sz w:val="21"/>
+                <w:szCs w:val="21"/>
+              </w:rPr>
+              <w:t xml:space="preserve">A</w:t>
+            </w:r>
+          </w:p>
+        </w:tc>
+        <w:tc>
+          <w:tcPr>
+            <w:tcW w:type="dxa" w:w="1170"/>
+            <w:tcBorders>
+              <w:top w:val="single" w:color="BBBBBB" w:sz="4"/>
+              <w:left w:val="single" w:color="BBBBBB" w:sz="4"/>
+              <w:bottom w:val="single" w:color="BBBBBB" w:sz="4"/>
+              <w:right w:val="single" w:color="BBBBBB" w:sz="4"/>
+            </w:tcBorders>
+            <w:tcMar>
+              <w:top w:type="dxa" w:w="60"/>
+              <w:left w:type="dxa" w:w="80"/>
+              <w:bottom w:type="dxa" w:w="60"/>
+              <w:right w:type="dxa" w:w="80"/>
+            </w:tcMar>
+          </w:tcPr>
+          <w:p>
+            <w:pPr>
+              <w:jc w:val="center"/>
+            </w:pPr>
+            <w:r>
+              <w:rPr>
+                <w:rFonts w:ascii="Arial" w:cs="Arial" w:eastAsia="Arial" w:hAnsi="Arial"/>
+                <w:b/>
+                <w:bCs/>
+                <w:sz w:val="21"/>
+                <w:szCs w:val="21"/>
+              </w:rPr>
+              <w:t xml:space="preserve">A</w:t>
+            </w:r>
+          </w:p>
+        </w:tc>
+        <w:tc>
+          <w:tcPr>
+            <w:tcW w:type="dxa" w:w="1170"/>
             <w:tcBorders>
               <w:top w:val="single" w:color="BBBBBB" w:sz="4"/>
               <w:left w:val="single" w:color="BBBBBB" w:sz="4"/>
@@ -351,7 +449,71 @@
         </w:tc>
         <w:tc>
           <w:tcPr>
-            <w:tcW w:type="dxa" w:w="1337"/>
+            <w:tcW w:type="dxa" w:w="1170"/>
+            <w:tcBorders>
+              <w:top w:val="single" w:color="BBBBBB" w:sz="4"/>
+              <w:left w:val="single" w:color="BBBBBB" w:sz="4"/>
+              <w:bottom w:val="single" w:color="BBBBBB" w:sz="4"/>
+              <w:right w:val="single" w:color="BBBBBB" w:sz="4"/>
+            </w:tcBorders>
+            <w:tcMar>
+              <w:top w:type="dxa" w:w="60"/>
+              <w:left w:type="dxa" w:w="80"/>
+              <w:bottom w:type="dxa" w:w="60"/>
+              <w:right w:type="dxa" w:w="80"/>
+            </w:tcMar>
+          </w:tcPr>
+          <w:p>
+            <w:pPr>
+              <w:jc w:val="center"/>
+            </w:pPr>
+            <w:r>
+              <w:rPr>
+                <w:rFonts w:ascii="Arial" w:cs="Arial" w:eastAsia="Arial" w:hAnsi="Arial"/>
+                <w:b/>
+                <w:bCs/>
+                <w:sz w:val="21"/>
+                <w:szCs w:val="21"/>
+              </w:rPr>
+              <w:t xml:space="preserve">C</w:t>
+            </w:r>
+          </w:p>
+        </w:tc>
+        <w:tc>
+          <w:tcPr>
+            <w:tcW w:type="dxa" w:w="1170"/>
+            <w:tcBorders>
+              <w:top w:val="single" w:color="BBBBBB" w:sz="4"/>
+              <w:left w:val="single" w:color="BBBBBB" w:sz="4"/>
+              <w:bottom w:val="single" w:color="BBBBBB" w:sz="4"/>
+              <w:right w:val="single" w:color="BBBBBB" w:sz="4"/>
+            </w:tcBorders>
+            <w:tcMar>
+              <w:top w:type="dxa" w:w="60"/>
+              <w:left w:type="dxa" w:w="80"/>
+              <w:bottom w:type="dxa" w:w="60"/>
+              <w:right w:type="dxa" w:w="80"/>
+            </w:tcMar>
+          </w:tcPr>
+          <w:p>
+            <w:pPr>
+              <w:jc w:val="center"/>
+            </w:pPr>
+            <w:r>
+              <w:rPr>
+                <w:rFonts w:ascii="Arial" w:cs="Arial" w:eastAsia="Arial" w:hAnsi="Arial"/>
+                <w:b/>
+                <w:bCs/>
+                <w:sz w:val="21"/>
+                <w:szCs w:val="21"/>
+              </w:rPr>
+              <w:t xml:space="preserve">C</w:t>
+            </w:r>
+          </w:p>
+        </w:tc>
+        <w:tc>
+          <w:tcPr>
+            <w:tcW w:type="dxa" w:w="1170"/>
             <w:tcBorders>
               <w:top w:val="single" w:color="BBBBBB" w:sz="4"/>
               <w:left w:val="single" w:color="BBBBBB" w:sz="4"/>
@@ -383,7 +545,7 @@
         </w:tc>
         <w:tc>
           <w:tcPr>
-            <w:tcW w:type="dxa" w:w="1337"/>
+            <w:tcW w:type="dxa" w:w="1170"/>
             <w:tcBorders>
               <w:top w:val="single" w:color="BBBBBB" w:sz="4"/>
               <w:left w:val="single" w:color="BBBBBB" w:sz="4"/>
@@ -409,45 +571,13 @@
                 <w:sz w:val="21"/>
                 <w:szCs w:val="21"/>
               </w:rPr>
-              <w:t xml:space="preserve">D</w:t>
+              <w:t xml:space="preserve">B</w:t>
             </w:r>
           </w:p>
         </w:tc>
         <w:tc>
           <w:tcPr>
-            <w:tcW w:type="dxa" w:w="1337"/>
-            <w:tcBorders>
-              <w:top w:val="single" w:color="BBBBBB" w:sz="4"/>
-              <w:left w:val="single" w:color="BBBBBB" w:sz="4"/>
-              <w:bottom w:val="single" w:color="BBBBBB" w:sz="4"/>
-              <w:right w:val="single" w:color="BBBBBB" w:sz="4"/>
-            </w:tcBorders>
-            <w:tcMar>
-              <w:top w:type="dxa" w:w="60"/>
-              <w:left w:type="dxa" w:w="80"/>
-              <w:bottom w:type="dxa" w:w="60"/>
-              <w:right w:type="dxa" w:w="80"/>
-            </w:tcMar>
-          </w:tcPr>
-          <w:p>
-            <w:pPr>
-              <w:jc w:val="center"/>
-            </w:pPr>
-            <w:r>
-              <w:rPr>
-                <w:rFonts w:ascii="Arial" w:cs="Arial" w:eastAsia="Arial" w:hAnsi="Arial"/>
-                <w:b/>
-                <w:bCs/>
-                <w:sz w:val="21"/>
-                <w:szCs w:val="21"/>
-              </w:rPr>
-              <w:t xml:space="preserve">C</w:t>
-            </w:r>
-          </w:p>
-        </w:tc>
-        <w:tc>
-          <w:tcPr>
-            <w:tcW w:type="dxa" w:w="1337"/>
+            <w:tcW w:type="dxa" w:w="1170"/>
             <w:tcBorders>
               <w:top w:val="single" w:color="BBBBBB" w:sz="4"/>
               <w:left w:val="single" w:color="BBBBBB" w:sz="4"/>
@@ -477,70 +607,6 @@
             </w:r>
           </w:p>
         </w:tc>
-        <w:tc>
-          <w:tcPr>
-            <w:tcW w:type="dxa" w:w="1337"/>
-            <w:tcBorders>
-              <w:top w:val="single" w:color="BBBBBB" w:sz="4"/>
-              <w:left w:val="single" w:color="BBBBBB" w:sz="4"/>
-              <w:bottom w:val="single" w:color="BBBBBB" w:sz="4"/>
-              <w:right w:val="single" w:color="BBBBBB" w:sz="4"/>
-            </w:tcBorders>
-            <w:tcMar>
-              <w:top w:type="dxa" w:w="60"/>
-              <w:left w:type="dxa" w:w="80"/>
-              <w:bottom w:type="dxa" w:w="60"/>
-              <w:right w:type="dxa" w:w="80"/>
-            </w:tcMar>
-          </w:tcPr>
-          <w:p>
-            <w:pPr>
-              <w:jc w:val="center"/>
-            </w:pPr>
-            <w:r>
-              <w:rPr>
-                <w:rFonts w:ascii="Arial" w:cs="Arial" w:eastAsia="Arial" w:hAnsi="Arial"/>
-                <w:b/>
-                <w:bCs/>
-                <w:sz w:val="21"/>
-                <w:szCs w:val="21"/>
-              </w:rPr>
-              <w:t xml:space="preserve">A</w:t>
-            </w:r>
-          </w:p>
-        </w:tc>
-        <w:tc>
-          <w:tcPr>
-            <w:tcW w:type="dxa" w:w="1337"/>
-            <w:tcBorders>
-              <w:top w:val="single" w:color="BBBBBB" w:sz="4"/>
-              <w:left w:val="single" w:color="BBBBBB" w:sz="4"/>
-              <w:bottom w:val="single" w:color="BBBBBB" w:sz="4"/>
-              <w:right w:val="single" w:color="BBBBBB" w:sz="4"/>
-            </w:tcBorders>
-            <w:tcMar>
-              <w:top w:type="dxa" w:w="60"/>
-              <w:left w:type="dxa" w:w="80"/>
-              <w:bottom w:type="dxa" w:w="60"/>
-              <w:right w:type="dxa" w:w="80"/>
-            </w:tcMar>
-          </w:tcPr>
-          <w:p>
-            <w:pPr>
-              <w:jc w:val="center"/>
-            </w:pPr>
-            <w:r>
-              <w:rPr>
-                <w:rFonts w:ascii="Arial" w:cs="Arial" w:eastAsia="Arial" w:hAnsi="Arial"/>
-                <w:b/>
-                <w:bCs/>
-                <w:sz w:val="21"/>
-                <w:szCs w:val="21"/>
-              </w:rPr>
-              <w:t xml:space="preserve">D</w:t>
-            </w:r>
-          </w:p>
-        </w:tc>
       </w:tr>
     </w:tbl>
     <w:p>
@@ -568,7 +634,7 @@
           <w:sz w:val="16"/>
           <w:szCs w:val="16"/>
         </w:rPr>
-        <w:t xml:space="preserve">USE AFTER: PREDICT PHASE — Predict: Think-Pair-Share, introduction of the word 'dormancy'</w:t>
+        <w:t xml:space="preserve">USE AFTER: PREDICT PHASE — Predict: Think-Pair-Share on the data card (clarifying 'viable' and 'dormant' after predictions)</w:t>
       </w:r>
     </w:p>
     <w:p>
@@ -584,37 +650,7 @@
           <w:sz w:val="21"/>
           <w:szCs w:val="21"/>
         </w:rPr>
-        <w:t xml:space="preserve">Q1. In Trans Nzoia, a farmer plants maize and beans on the same day after rain. Some healthy-looking seeds never germinate. Which statement best describes seed dormancy?</w:t>
-      </w:r>
-    </w:p>
-    <w:p>
-      <w:pPr>
-        <w:keepNext/>
-        <w:spacing w:after="20"/>
-        <w:ind w:left="360"/>
-      </w:pPr>
-      <w:r>
-        <w:rPr>
-          <w:rFonts w:ascii="Arial" w:cs="Arial" w:eastAsia="Arial" w:hAnsi="Arial"/>
-          <w:sz w:val="21"/>
-          <w:szCs w:val="21"/>
-        </w:rPr>
-        <w:t xml:space="preserve">A.  A state in which the seed has died and cannot grow again</w:t>
-      </w:r>
-    </w:p>
-    <w:p>
-      <w:pPr>
-        <w:keepNext/>
-        <w:spacing w:after="20"/>
-        <w:ind w:left="360"/>
-      </w:pPr>
-      <w:r>
-        <w:rPr>
-          <w:rFonts w:ascii="Arial" w:cs="Arial" w:eastAsia="Arial" w:hAnsi="Arial"/>
-          <w:sz w:val="21"/>
-          <w:szCs w:val="21"/>
-        </w:rPr>
-        <w:t xml:space="preserve">B.  A state in which the seed has no embryo inside it</w:t>
+        <w:t xml:space="preserve">Q1. Mr. Wafula planted Rosecoco beans and some healthy-looking seeds did not germinate even though the rain, soil and planting day were the same. Which statement best describes a dormant seed?</w:t>
       </w:r>
     </w:p>
     <w:p>
@@ -632,22 +668,52 @@
           <w:sz w:val="21"/>
           <w:szCs w:val="21"/>
         </w:rPr>
-        <w:t xml:space="preserve">C.  A resting state in which a living seed does not germinate even when conditions look right</w:t>
-      </w:r>
-    </w:p>
-    <w:p>
-      <w:pPr>
-        <w:keepNext/>
-        <w:spacing w:after="20"/>
-        <w:ind w:left="360"/>
-      </w:pPr>
-      <w:r>
-        <w:rPr>
-          <w:rFonts w:ascii="Arial" w:cs="Arial" w:eastAsia="Arial" w:hAnsi="Arial"/>
-          <w:sz w:val="21"/>
-          <w:szCs w:val="21"/>
-        </w:rPr>
-        <w:t xml:space="preserve">D.  A state in which every seed germinates immediately when watered</w:t>
+        <w:t xml:space="preserve">A.  A living seed that fails to germinate even when conditions are favourable</w:t>
+      </w:r>
+    </w:p>
+    <w:p>
+      <w:pPr>
+        <w:keepNext/>
+        <w:spacing w:after="20"/>
+        <w:ind w:left="360"/>
+      </w:pPr>
+      <w:r>
+        <w:rPr>
+          <w:rFonts w:ascii="Arial" w:cs="Arial" w:eastAsia="Arial" w:hAnsi="Arial"/>
+          <w:sz w:val="21"/>
+          <w:szCs w:val="21"/>
+        </w:rPr>
+        <w:t xml:space="preserve">B.  A seed that has been eaten by pests in the soil</w:t>
+      </w:r>
+    </w:p>
+    <w:p>
+      <w:pPr>
+        <w:keepNext/>
+        <w:spacing w:after="20"/>
+        <w:ind w:left="360"/>
+      </w:pPr>
+      <w:r>
+        <w:rPr>
+          <w:rFonts w:ascii="Arial" w:cs="Arial" w:eastAsia="Arial" w:hAnsi="Arial"/>
+          <w:sz w:val="21"/>
+          <w:szCs w:val="21"/>
+        </w:rPr>
+        <w:t xml:space="preserve">C.  A dead seed whose embryo has rotted</w:t>
+      </w:r>
+    </w:p>
+    <w:p>
+      <w:pPr>
+        <w:keepNext/>
+        <w:spacing w:after="20"/>
+        <w:ind w:left="360"/>
+      </w:pPr>
+      <w:r>
+        <w:rPr>
+          <w:rFonts w:ascii="Arial" w:cs="Arial" w:eastAsia="Arial" w:hAnsi="Arial"/>
+          <w:sz w:val="21"/>
+          <w:szCs w:val="21"/>
+        </w:rPr>
+        <w:t xml:space="preserve">D.  A seed that fails because it was planted in waterlogged soil</w:t>
       </w:r>
     </w:p>
     <w:p>
@@ -663,7 +729,7 @@
           <w:sz w:val="21"/>
           <w:szCs w:val="21"/>
         </w:rPr>
-        <w:t xml:space="preserve">Correct answer: C. </w:t>
+        <w:t xml:space="preserve">Correct answer: A. </w:t>
       </w:r>
       <w:r>
         <w:rPr>
@@ -672,7 +738,7 @@
           <w:sz w:val="19"/>
           <w:szCs w:val="19"/>
         </w:rPr>
-        <w:t xml:space="preserve">Dormancy is a resting state of a living seed that does not germinate even when conditions seem suitable. The seed is not dead.</w:t>
+        <w:t xml:space="preserve">Dormancy means a viable (alive) seed does not germinate even in favourable conditions. Dead seeds, pest damage and waterlogging are different causes of failure.</w:t>
       </w:r>
     </w:p>
     <w:p>
@@ -687,7 +753,7 @@
           <w:sz w:val="16"/>
           <w:szCs w:val="16"/>
         </w:rPr>
-        <w:t xml:space="preserve">USE AFTER: OBSERVE PHASE — Part A: examining seed specimens and comparing dry and soaked seeds</w:t>
+        <w:t xml:space="preserve">USE AFTER: OBSERVE PHASE — Part B: Sort the non-germinating seeds (data card table for beans)</w:t>
       </w:r>
     </w:p>
     <w:p>
@@ -703,22 +769,7 @@
           <w:sz w:val="21"/>
           <w:szCs w:val="21"/>
         </w:rPr>
-        <w:t xml:space="preserve">Q2. Learners soaked hard-coated Senna seeds in water for several hours. The seeds did not swell. Which is the most likely reason?</w:t>
-      </w:r>
-    </w:p>
-    <w:p>
-      <w:pPr>
-        <w:keepNext/>
-        <w:spacing w:after="20"/>
-        <w:ind w:left="360"/>
-      </w:pPr>
-      <w:r>
-        <w:rPr>
-          <w:rFonts w:ascii="Arial" w:cs="Arial" w:eastAsia="Arial" w:hAnsi="Arial"/>
-          <w:sz w:val="21"/>
-          <w:szCs w:val="21"/>
-        </w:rPr>
-        <w:t xml:space="preserve">A.  The embryo was too large to take up water</w:t>
+        <w:t xml:space="preserve">Q2. Of 100 Rosecoco bean seeds planted, 20 did not germinate. The reasons were: 8 had a hard impermeable seed coat, 6 were in a waterlogged patch, 4 were old seed with dead embryos, and 2 were eaten by pests. How many of the 20 non-germinating beans failed for reasons OTHER than dormancy?</w:t>
       </w:r>
     </w:p>
     <w:p>
@@ -736,37 +787,52 @@
           <w:sz w:val="21"/>
           <w:szCs w:val="21"/>
         </w:rPr>
-        <w:t xml:space="preserve">B.  The hard seed coat did not let water enter the seed</w:t>
-      </w:r>
-    </w:p>
-    <w:p>
-      <w:pPr>
-        <w:keepNext/>
-        <w:spacing w:after="20"/>
-        <w:ind w:left="360"/>
-      </w:pPr>
-      <w:r>
-        <w:rPr>
-          <w:rFonts w:ascii="Arial" w:cs="Arial" w:eastAsia="Arial" w:hAnsi="Arial"/>
-          <w:sz w:val="21"/>
-          <w:szCs w:val="21"/>
-        </w:rPr>
-        <w:t xml:space="preserve">C.  The seeds had absorbed too much water already</w:t>
-      </w:r>
-    </w:p>
-    <w:p>
-      <w:pPr>
-        <w:keepNext/>
-        <w:spacing w:after="20"/>
-        <w:ind w:left="360"/>
-      </w:pPr>
-      <w:r>
-        <w:rPr>
-          <w:rFonts w:ascii="Arial" w:cs="Arial" w:eastAsia="Arial" w:hAnsi="Arial"/>
-          <w:sz w:val="21"/>
-          <w:szCs w:val="21"/>
-        </w:rPr>
-        <w:t xml:space="preserve">D.  Soaking always kills seeds that have hard coats</w:t>
+        <w:t xml:space="preserve">A.  12</w:t>
+      </w:r>
+    </w:p>
+    <w:p>
+      <w:pPr>
+        <w:keepNext/>
+        <w:spacing w:after="20"/>
+        <w:ind w:left="360"/>
+      </w:pPr>
+      <w:r>
+        <w:rPr>
+          <w:rFonts w:ascii="Arial" w:cs="Arial" w:eastAsia="Arial" w:hAnsi="Arial"/>
+          <w:sz w:val="21"/>
+          <w:szCs w:val="21"/>
+        </w:rPr>
+        <w:t xml:space="preserve">B.  14</w:t>
+      </w:r>
+    </w:p>
+    <w:p>
+      <w:pPr>
+        <w:keepNext/>
+        <w:spacing w:after="20"/>
+        <w:ind w:left="360"/>
+      </w:pPr>
+      <w:r>
+        <w:rPr>
+          <w:rFonts w:ascii="Arial" w:cs="Arial" w:eastAsia="Arial" w:hAnsi="Arial"/>
+          <w:sz w:val="21"/>
+          <w:szCs w:val="21"/>
+        </w:rPr>
+        <w:t xml:space="preserve">C.  8</w:t>
+      </w:r>
+    </w:p>
+    <w:p>
+      <w:pPr>
+        <w:keepNext/>
+        <w:spacing w:after="20"/>
+        <w:ind w:left="360"/>
+      </w:pPr>
+      <w:r>
+        <w:rPr>
+          <w:rFonts w:ascii="Arial" w:cs="Arial" w:eastAsia="Arial" w:hAnsi="Arial"/>
+          <w:sz w:val="21"/>
+          <w:szCs w:val="21"/>
+        </w:rPr>
+        <w:t xml:space="preserve">D.  6</w:t>
       </w:r>
     </w:p>
     <w:p>
@@ -782,7 +848,7 @@
           <w:sz w:val="21"/>
           <w:szCs w:val="21"/>
         </w:rPr>
-        <w:t xml:space="preserve">Correct answer: B. </w:t>
+        <w:t xml:space="preserve">Correct answer: A. </w:t>
       </w:r>
       <w:r>
         <w:rPr>
@@ -791,7 +857,7 @@
           <w:sz w:val="19"/>
           <w:szCs w:val="19"/>
         </w:rPr>
-        <w:t xml:space="preserve">If a seed does not swell after soaking, water is not entering. A hard, impermeable seed coat blocks water uptake and so keeps the seed dormant.</w:t>
+        <w:t xml:space="preserve">Only the 8 hard-coated seeds were dormant. The others are 6 + 4 + 2 = 12, which is also 20 - 8 = 12.</w:t>
       </w:r>
     </w:p>
     <w:p>
@@ -806,7 +872,7 @@
           <w:sz w:val="16"/>
           <w:szCs w:val="16"/>
         </w:rPr>
-        <w:t xml:space="preserve">USE AFTER: OBSERVE PHASE — Part B: setting up four labelled containers, including the control</w:t>
+        <w:t xml:space="preserve">USE AFTER: OBSERVE PHASE — Part B: Sort the non-germinating seeds (comparing maize with 0 dormant and beans with 8 dormant)</w:t>
       </w:r>
     </w:p>
     <w:p>
@@ -822,52 +888,37 @@
           <w:sz w:val="21"/>
           <w:szCs w:val="21"/>
         </w:rPr>
-        <w:t xml:space="preserve">Q3. In a dormancy-breaking investigation, one container holds untreated seeds kept moist in the same place as the treated seeds. Why is this container needed?</w:t>
-      </w:r>
-    </w:p>
-    <w:p>
-      <w:pPr>
-        <w:keepNext/>
-        <w:spacing w:after="20"/>
-        <w:ind w:left="360"/>
-      </w:pPr>
-      <w:r>
-        <w:rPr>
-          <w:rFonts w:ascii="Arial" w:cs="Arial" w:eastAsia="Arial" w:hAnsi="Arial"/>
-          <w:sz w:val="21"/>
-          <w:szCs w:val="21"/>
-        </w:rPr>
-        <w:t xml:space="preserve">A.  To give the treated seeds extra water</w:t>
-      </w:r>
-    </w:p>
-    <w:p>
-      <w:pPr>
-        <w:keepNext/>
-        <w:spacing w:after="20"/>
-        <w:ind w:left="360"/>
-      </w:pPr>
-      <w:r>
-        <w:rPr>
-          <w:rFonts w:ascii="Arial" w:cs="Arial" w:eastAsia="Arial" w:hAnsi="Arial"/>
-          <w:sz w:val="21"/>
-          <w:szCs w:val="21"/>
-        </w:rPr>
-        <w:t xml:space="preserve">B.  To make sure all the seeds germinate</w:t>
-      </w:r>
-    </w:p>
-    <w:p>
-      <w:pPr>
-        <w:keepNext/>
-        <w:spacing w:after="20"/>
-        <w:ind w:left="360"/>
-      </w:pPr>
-      <w:r>
-        <w:rPr>
-          <w:rFonts w:ascii="Arial" w:cs="Arial" w:eastAsia="Arial" w:hAnsi="Arial"/>
-          <w:sz w:val="21"/>
-          <w:szCs w:val="21"/>
-        </w:rPr>
-        <w:t xml:space="preserve">C.  To show the seeds in the other containers are not dormant</w:t>
+        <w:t xml:space="preserve">Q3. In Mr. Wafula's field, 12 maize seeds did not germinate: 5 were eaten or rotted by fungi or pests, 4 were old seeds with dead embryos, and 3 were in a waterlogged patch. Among the 20 non-germinating beans, 8 had a hard impermeable seed coat. Which conclusion is supported by this data?</w:t>
+      </w:r>
+    </w:p>
+    <w:p>
+      <w:pPr>
+        <w:keepNext/>
+        <w:spacing w:after="20"/>
+        <w:ind w:left="360"/>
+      </w:pPr>
+      <w:r>
+        <w:rPr>
+          <w:rFonts w:ascii="Arial" w:cs="Arial" w:eastAsia="Arial" w:hAnsi="Arial"/>
+          <w:sz w:val="21"/>
+          <w:szCs w:val="21"/>
+        </w:rPr>
+        <w:t xml:space="preserve">A.  Maize seeds can never be dormant</w:t>
+      </w:r>
+    </w:p>
+    <w:p>
+      <w:pPr>
+        <w:keepNext/>
+        <w:spacing w:after="20"/>
+        <w:ind w:left="360"/>
+      </w:pPr>
+      <w:r>
+        <w:rPr>
+          <w:rFonts w:ascii="Arial" w:cs="Arial" w:eastAsia="Arial" w:hAnsi="Arial"/>
+          <w:sz w:val="21"/>
+          <w:szCs w:val="21"/>
+        </w:rPr>
+        <w:t xml:space="preserve">B.  Dormancy caused all the bean failures but none of the maize failures</w:t>
       </w:r>
     </w:p>
     <w:p>
@@ -885,7 +936,22 @@
           <w:sz w:val="21"/>
           <w:szCs w:val="21"/>
         </w:rPr>
-        <w:t xml:space="preserve">D.  To compare with the treated seeds, so we can tell whether the treatment made a difference</w:t>
+        <w:t xml:space="preserve">C.  Dormancy explained 8 of the 20 bean failures and none of the 12 maize failures in this field</w:t>
+      </w:r>
+    </w:p>
+    <w:p>
+      <w:pPr>
+        <w:keepNext/>
+        <w:spacing w:after="20"/>
+        <w:ind w:left="360"/>
+      </w:pPr>
+      <w:r>
+        <w:rPr>
+          <w:rFonts w:ascii="Arial" w:cs="Arial" w:eastAsia="Arial" w:hAnsi="Arial"/>
+          <w:sz w:val="21"/>
+          <w:szCs w:val="21"/>
+        </w:rPr>
+        <w:t xml:space="preserve">D.  The hard seed coat caused most of the maize failures</w:t>
       </w:r>
     </w:p>
     <w:p>
@@ -901,7 +967,7 @@
           <w:sz w:val="21"/>
           <w:szCs w:val="21"/>
         </w:rPr>
-        <w:t xml:space="preserve">Correct answer: D. </w:t>
+        <w:t xml:space="preserve">Correct answer: C. </w:t>
       </w:r>
       <w:r>
         <w:rPr>
@@ -910,7 +976,7 @@
           <w:sz w:val="19"/>
           <w:szCs w:val="19"/>
         </w:rPr>
-        <w:t xml:space="preserve">The control is untreated but kept under the same conditions. Any difference between it and the treated seeds can then be linked to the treatment.</w:t>
+        <w:t xml:space="preserve">The table shows 8 dormant beans out of 20 failures and 0 dormant maize out of 12. The data shows that not germinating has several causes, and it cannot show that maize never has dormancy.</w:t>
       </w:r>
     </w:p>
     <w:p>
@@ -925,7 +991,7 @@
           <w:sz w:val="16"/>
           <w:szCs w:val="16"/>
         </w:rPr>
-        <w:t xml:space="preserve">USE AFTER: OBSERVE PHASE — Part B: scarification container (seed coat rubbed on sandpaper or rough stone)</w:t>
+        <w:t xml:space="preserve">USE AFTER: OBSERVE PHASE — Part C: Field result (7 of 8 germinated after scarification)</w:t>
       </w:r>
     </w:p>
     <w:p>
@@ -941,37 +1007,37 @@
           <w:sz w:val="21"/>
           <w:szCs w:val="21"/>
         </w:rPr>
-        <w:t xml:space="preserve">Q4. A group wants to break dormancy in Acacia seeds by scarification. Which action is scarification?</w:t>
-      </w:r>
-    </w:p>
-    <w:p>
-      <w:pPr>
-        <w:keepNext/>
-        <w:spacing w:after="20"/>
-        <w:ind w:left="360"/>
-      </w:pPr>
-      <w:r>
-        <w:rPr>
-          <w:rFonts w:ascii="Arial" w:cs="Arial" w:eastAsia="Arial" w:hAnsi="Arial"/>
-          <w:sz w:val="21"/>
-          <w:szCs w:val="21"/>
-        </w:rPr>
-        <w:t xml:space="preserve">A.  Washing the seeds in several changes of water</w:t>
-      </w:r>
-    </w:p>
-    <w:p>
-      <w:pPr>
-        <w:keepNext/>
-        <w:spacing w:after="20"/>
-        <w:ind w:left="360"/>
-      </w:pPr>
-      <w:r>
-        <w:rPr>
-          <w:rFonts w:ascii="Arial" w:cs="Arial" w:eastAsia="Arial" w:hAnsi="Arial"/>
-          <w:sz w:val="21"/>
-          <w:szCs w:val="21"/>
-        </w:rPr>
-        <w:t xml:space="preserve">B.  Leaving the seeds in dry soil for a month</w:t>
+        <w:t xml:space="preserve">Q4. The 8 hard-coated bean seeds were scarified (nicked) and replanted. By Day 7, 7 of the 8 had germinated. What percentage of the 8 seeds germinated?</w:t>
+      </w:r>
+    </w:p>
+    <w:p>
+      <w:pPr>
+        <w:keepNext/>
+        <w:spacing w:after="20"/>
+        <w:ind w:left="360"/>
+      </w:pPr>
+      <w:r>
+        <w:rPr>
+          <w:rFonts w:ascii="Arial" w:cs="Arial" w:eastAsia="Arial" w:hAnsi="Arial"/>
+          <w:sz w:val="21"/>
+          <w:szCs w:val="21"/>
+        </w:rPr>
+        <w:t xml:space="preserve">A.  70%</w:t>
+      </w:r>
+    </w:p>
+    <w:p>
+      <w:pPr>
+        <w:keepNext/>
+        <w:spacing w:after="20"/>
+        <w:ind w:left="360"/>
+      </w:pPr>
+      <w:r>
+        <w:rPr>
+          <w:rFonts w:ascii="Arial" w:cs="Arial" w:eastAsia="Arial" w:hAnsi="Arial"/>
+          <w:sz w:val="21"/>
+          <w:szCs w:val="21"/>
+        </w:rPr>
+        <w:t xml:space="preserve">B.  7.8%</w:t>
       </w:r>
     </w:p>
     <w:p>
@@ -989,22 +1055,22 @@
           <w:sz w:val="21"/>
           <w:szCs w:val="21"/>
         </w:rPr>
-        <w:t xml:space="preserve">C.  Rubbing the seed coat lightly on sandpaper or a rough stone</w:t>
-      </w:r>
-    </w:p>
-    <w:p>
-      <w:pPr>
-        <w:keepNext/>
-        <w:spacing w:after="20"/>
-        <w:ind w:left="360"/>
-      </w:pPr>
-      <w:r>
-        <w:rPr>
-          <w:rFonts w:ascii="Arial" w:cs="Arial" w:eastAsia="Arial" w:hAnsi="Arial"/>
-          <w:sz w:val="21"/>
-          <w:szCs w:val="21"/>
-        </w:rPr>
-        <w:t xml:space="preserve">D.  Keeping the seeds in a cool place for some days</w:t>
+        <w:t xml:space="preserve">C.  87.5%</w:t>
+      </w:r>
+    </w:p>
+    <w:p>
+      <w:pPr>
+        <w:keepNext/>
+        <w:spacing w:after="20"/>
+        <w:ind w:left="360"/>
+      </w:pPr>
+      <w:r>
+        <w:rPr>
+          <w:rFonts w:ascii="Arial" w:cs="Arial" w:eastAsia="Arial" w:hAnsi="Arial"/>
+          <w:sz w:val="21"/>
+          <w:szCs w:val="21"/>
+        </w:rPr>
+        <w:t xml:space="preserve">D.  12.5%</w:t>
       </w:r>
     </w:p>
     <w:p>
@@ -1029,7 +1095,7 @@
           <w:sz w:val="19"/>
           <w:szCs w:val="19"/>
         </w:rPr>
-        <w:t xml:space="preserve">Scarification means scratching, nicking or rubbing the seed coat so water and gases can enter. Washing is leaching and cool storage is chilling.</w:t>
+        <w:t xml:space="preserve">Percentage = 7 ÷ 8 × 100 = 87.5%. The 12.5% option is the share that did not germinate.</w:t>
       </w:r>
     </w:p>
     <w:p>
@@ -1044,7 +1110,7 @@
           <w:sz w:val="16"/>
           <w:szCs w:val="16"/>
         </w:rPr>
-        <w:t xml:space="preserve">USE AFTER: EXPLAIN PHASE — Claim-Evidence-Reasoning: causes of dormancy and ways of breaking it</w:t>
+        <w:t xml:space="preserve">USE AFTER: EXPLAIN PHASE — Explain: CER explanation of why 8 healthy-looking seeds did not germinate and why 7 of 8 germinated after scarification</w:t>
       </w:r>
     </w:p>
     <w:p>
@@ -1060,7 +1126,37 @@
           <w:sz w:val="21"/>
           <w:szCs w:val="21"/>
         </w:rPr>
-        <w:t xml:space="preserve">Q5. A farmer finds that some healthy seeds contain chemical inhibitors that stop germination. Which treatment would best help remove the inhibitors?</w:t>
+        <w:t xml:space="preserve">Q5. Why did scarifying (nicking or rubbing) the hard seed coat of the dormant bean seeds help them germinate?</w:t>
+      </w:r>
+    </w:p>
+    <w:p>
+      <w:pPr>
+        <w:keepNext/>
+        <w:spacing w:after="20"/>
+        <w:ind w:left="360"/>
+      </w:pPr>
+      <w:r>
+        <w:rPr>
+          <w:rFonts w:ascii="Arial" w:cs="Arial" w:eastAsia="Arial" w:hAnsi="Arial"/>
+          <w:sz w:val="21"/>
+          <w:szCs w:val="21"/>
+        </w:rPr>
+        <w:t xml:space="preserve">A.  It added food to the seed so the embryo could grow</w:t>
+      </w:r>
+    </w:p>
+    <w:p>
+      <w:pPr>
+        <w:keepNext/>
+        <w:spacing w:after="20"/>
+        <w:ind w:left="360"/>
+      </w:pPr>
+      <w:r>
+        <w:rPr>
+          <w:rFonts w:ascii="Arial" w:cs="Arial" w:eastAsia="Arial" w:hAnsi="Arial"/>
+          <w:sz w:val="21"/>
+          <w:szCs w:val="21"/>
+        </w:rPr>
+        <w:t xml:space="preserve">B.  It made the embryo larger before planting</w:t>
       </w:r>
     </w:p>
     <w:p>
@@ -1078,52 +1174,22 @@
           <w:sz w:val="21"/>
           <w:szCs w:val="21"/>
         </w:rPr>
-        <w:t xml:space="preserve">A.  Washing the seeds in several changes of water (leaching)</w:t>
-      </w:r>
-    </w:p>
-    <w:p>
-      <w:pPr>
-        <w:keepNext/>
-        <w:spacing w:after="20"/>
-        <w:ind w:left="360"/>
-      </w:pPr>
-      <w:r>
-        <w:rPr>
-          <w:rFonts w:ascii="Arial" w:cs="Arial" w:eastAsia="Arial" w:hAnsi="Arial"/>
-          <w:sz w:val="21"/>
-          <w:szCs w:val="21"/>
-        </w:rPr>
-        <w:t xml:space="preserve">B.  Drying the seeds in the sun for a week</w:t>
-      </w:r>
-    </w:p>
-    <w:p>
-      <w:pPr>
-        <w:keepNext/>
-        <w:spacing w:after="20"/>
-        <w:ind w:left="360"/>
-      </w:pPr>
-      <w:r>
-        <w:rPr>
-          <w:rFonts w:ascii="Arial" w:cs="Arial" w:eastAsia="Arial" w:hAnsi="Arial"/>
-          <w:sz w:val="21"/>
-          <w:szCs w:val="21"/>
-        </w:rPr>
-        <w:t xml:space="preserve">C.  Putting the seeds in boiling water</w:t>
-      </w:r>
-    </w:p>
-    <w:p>
-      <w:pPr>
-        <w:keepNext/>
-        <w:spacing w:after="20"/>
-        <w:ind w:left="360"/>
-      </w:pPr>
-      <w:r>
-        <w:rPr>
-          <w:rFonts w:ascii="Arial" w:cs="Arial" w:eastAsia="Arial" w:hAnsi="Arial"/>
-          <w:sz w:val="21"/>
-          <w:szCs w:val="21"/>
-        </w:rPr>
-        <w:t xml:space="preserve">D.  Rubbing the seed coat on sandpaper only</w:t>
+        <w:t xml:space="preserve">C.  It made a small opening in the impermeable testa so water and oxygen could reach the embryo</w:t>
+      </w:r>
+    </w:p>
+    <w:p>
+      <w:pPr>
+        <w:keepNext/>
+        <w:spacing w:after="20"/>
+        <w:ind w:left="360"/>
+      </w:pPr>
+      <w:r>
+        <w:rPr>
+          <w:rFonts w:ascii="Arial" w:cs="Arial" w:eastAsia="Arial" w:hAnsi="Arial"/>
+          <w:sz w:val="21"/>
+          <w:szCs w:val="21"/>
+        </w:rPr>
+        <w:t xml:space="preserve">D.  It killed the pests living inside the seed</w:t>
       </w:r>
     </w:p>
     <w:p>
@@ -1139,7 +1205,7 @@
           <w:sz w:val="21"/>
           <w:szCs w:val="21"/>
         </w:rPr>
-        <w:t xml:space="preserve">Correct answer: A. </w:t>
+        <w:t xml:space="preserve">Correct answer: C. </w:t>
       </w:r>
       <w:r>
         <w:rPr>
@@ -1148,7 +1214,7 @@
           <w:sz w:val="19"/>
           <w:szCs w:val="19"/>
         </w:rPr>
-        <w:t xml:space="preserve">Leaching washes water-soluble inhibitors out of the seed. Sandpaper only opens the coat, and boiling water can kill the embryo.</w:t>
+        <w:t xml:space="preserve">A hard impermeable testa blocks water and oxygen. Scarification damages the testa gently so that water and oxygen can enter and the living embryo can start to grow.</w:t>
       </w:r>
     </w:p>
     <w:p>
@@ -1163,7 +1229,7 @@
           <w:sz w:val="16"/>
           <w:szCs w:val="16"/>
         </w:rPr>
-        <w:t xml:space="preserve">USE AFTER: EXPLAIN PHASE — Claim-Evidence-Reasoning: reasoning linking water uptake to the embryo</w:t>
+        <w:t xml:space="preserve">USE AFTER: EXPLAIN PHASE — Explain: matching each cause of dormancy to a way of breaking it</w:t>
       </w:r>
     </w:p>
     <w:p>
@@ -1179,7 +1245,22 @@
           <w:sz w:val="21"/>
           <w:szCs w:val="21"/>
         </w:rPr>
-        <w:t xml:space="preserve">Q6. After the seed coat of a dormant bean seed is rubbed and the seed is placed in wet cotton wool, the seed swells. What is this uptake of water called, and why is it important for germination?</w:t>
+        <w:t xml:space="preserve">Q6. A farmer finds that some seeds stay dormant because of a chemical inhibitor, abscisic acid, in the seed. Which way of breaking dormancy matches this cause best?</w:t>
+      </w:r>
+    </w:p>
+    <w:p>
+      <w:pPr>
+        <w:keepNext/>
+        <w:spacing w:after="20"/>
+        <w:ind w:left="360"/>
+      </w:pPr>
+      <w:r>
+        <w:rPr>
+          <w:rFonts w:ascii="Arial" w:cs="Arial" w:eastAsia="Arial" w:hAnsi="Arial"/>
+          <w:sz w:val="21"/>
+          <w:szCs w:val="21"/>
+        </w:rPr>
+        <w:t xml:space="preserve">A.  Planting the seeds in a waterlogged patch</w:t>
       </w:r>
     </w:p>
     <w:p>
@@ -1197,52 +1278,37 @@
           <w:sz w:val="21"/>
           <w:szCs w:val="21"/>
         </w:rPr>
-        <w:t xml:space="preserve">A.  Imbibition; it activates enzymes in the embryo</w:t>
-      </w:r>
-    </w:p>
-    <w:p>
-      <w:pPr>
-        <w:keepNext/>
-        <w:spacing w:after="20"/>
-        <w:ind w:left="360"/>
-      </w:pPr>
-      <w:r>
-        <w:rPr>
-          <w:rFonts w:ascii="Arial" w:cs="Arial" w:eastAsia="Arial" w:hAnsi="Arial"/>
-          <w:sz w:val="21"/>
-          <w:szCs w:val="21"/>
-        </w:rPr>
-        <w:t xml:space="preserve">B.  Scarification; it makes the seed coat thicker</w:t>
-      </w:r>
-    </w:p>
-    <w:p>
-      <w:pPr>
-        <w:keepNext/>
-        <w:spacing w:after="20"/>
-        <w:ind w:left="360"/>
-      </w:pPr>
-      <w:r>
-        <w:rPr>
-          <w:rFonts w:ascii="Arial" w:cs="Arial" w:eastAsia="Arial" w:hAnsi="Arial"/>
-          <w:sz w:val="21"/>
-          <w:szCs w:val="21"/>
-        </w:rPr>
-        <w:t xml:space="preserve">C.  Leaching; it washes inhibitors out of the embryo</w:t>
-      </w:r>
-    </w:p>
-    <w:p>
-      <w:pPr>
-        <w:keepNext/>
-        <w:spacing w:after="20"/>
-        <w:ind w:left="360"/>
-      </w:pPr>
-      <w:r>
-        <w:rPr>
-          <w:rFonts w:ascii="Arial" w:cs="Arial" w:eastAsia="Arial" w:hAnsi="Arial"/>
-          <w:sz w:val="21"/>
-          <w:szCs w:val="21"/>
-        </w:rPr>
-        <w:t xml:space="preserve">D.  Stratification; it keeps the embryo cold and inactive</w:t>
+        <w:t xml:space="preserve">B.  Soaking the seeds in water for some hours so the inhibitor is washed out</w:t>
+      </w:r>
+    </w:p>
+    <w:p>
+      <w:pPr>
+        <w:keepNext/>
+        <w:spacing w:after="20"/>
+        <w:ind w:left="360"/>
+      </w:pPr>
+      <w:r>
+        <w:rPr>
+          <w:rFonts w:ascii="Arial" w:cs="Arial" w:eastAsia="Arial" w:hAnsi="Arial"/>
+          <w:sz w:val="21"/>
+          <w:szCs w:val="21"/>
+        </w:rPr>
+        <w:t xml:space="preserve">C.  Rubbing the seed coat with sandpaper</w:t>
+      </w:r>
+    </w:p>
+    <w:p>
+      <w:pPr>
+        <w:keepNext/>
+        <w:spacing w:after="20"/>
+        <w:ind w:left="360"/>
+      </w:pPr>
+      <w:r>
+        <w:rPr>
+          <w:rFonts w:ascii="Arial" w:cs="Arial" w:eastAsia="Arial" w:hAnsi="Arial"/>
+          <w:sz w:val="21"/>
+          <w:szCs w:val="21"/>
+        </w:rPr>
+        <w:t xml:space="preserve">D.  Storing the seeds in sunlight and adding fertiliser</w:t>
       </w:r>
     </w:p>
     <w:p>
@@ -1258,7 +1324,7 @@
           <w:sz w:val="21"/>
           <w:szCs w:val="21"/>
         </w:rPr>
-        <w:t xml:space="preserve">Correct answer: A. </w:t>
+        <w:t xml:space="preserve">Correct answer: B. </w:t>
       </w:r>
       <w:r>
         <w:rPr>
@@ -1267,7 +1333,7 @@
           <w:sz w:val="19"/>
           <w:szCs w:val="19"/>
         </w:rPr>
-        <w:t xml:space="preserve">Water uptake by a seed is called imbibition. It activates enzymes in the embryo so germination can begin.</w:t>
+        <w:t xml:space="preserve">The way of breaking dormancy must match the cause. A chemical inhibitor can be washed out (leached) by water, whereas sandpaper is for a hard testa.</w:t>
       </w:r>
     </w:p>
     <w:p>
@@ -1282,7 +1348,7 @@
           <w:sz w:val="16"/>
           <w:szCs w:val="16"/>
         </w:rPr>
-        <w:t xml:space="preserve">USE AFTER: END OF LESSON — Explain: significance of dormancy for plants in Kenyan ecosystems (Acacia in Tsavo)</w:t>
+        <w:t xml:space="preserve">USE AFTER: DQB PHASE — Driving Question Board: moving 'Why do healthy-looking seeds not germinate?' to 'Partly answered' and the exit ticket</w:t>
       </w:r>
     </w:p>
     <w:p>
@@ -1298,52 +1364,22 @@
           <w:sz w:val="21"/>
           <w:szCs w:val="21"/>
         </w:rPr>
-        <w:t xml:space="preserve">Q7. Acacia seeds in the Tsavo drylands can stay dormant for a long time. How does dormancy help these plants survive?</w:t>
-      </w:r>
-    </w:p>
-    <w:p>
-      <w:pPr>
-        <w:keepNext/>
-        <w:spacing w:after="20"/>
-        <w:ind w:left="360"/>
-      </w:pPr>
-      <w:r>
-        <w:rPr>
-          <w:rFonts w:ascii="Arial" w:cs="Arial" w:eastAsia="Arial" w:hAnsi="Arial"/>
-          <w:sz w:val="21"/>
-          <w:szCs w:val="21"/>
-        </w:rPr>
-        <w:t xml:space="preserve">A.  It makes the seeds germinate faster than other plants' seeds</w:t>
-      </w:r>
-    </w:p>
-    <w:p>
-      <w:pPr>
-        <w:keepNext/>
-        <w:spacing w:after="20"/>
-        <w:ind w:left="360"/>
-      </w:pPr>
-      <w:r>
-        <w:rPr>
-          <w:rFonts w:ascii="Arial" w:cs="Arial" w:eastAsia="Arial" w:hAnsi="Arial"/>
-          <w:sz w:val="21"/>
-          <w:szCs w:val="21"/>
-        </w:rPr>
-        <w:t xml:space="preserve">B.  It removes the need for water when the seeds finally germinate</w:t>
-      </w:r>
-    </w:p>
-    <w:p>
-      <w:pPr>
-        <w:keepNext/>
-        <w:spacing w:after="20"/>
-        <w:ind w:left="360"/>
-      </w:pPr>
-      <w:r>
-        <w:rPr>
-          <w:rFonts w:ascii="Arial" w:cs="Arial" w:eastAsia="Arial" w:hAnsi="Arial"/>
-          <w:sz w:val="21"/>
-          <w:szCs w:val="21"/>
-        </w:rPr>
-        <w:t xml:space="preserve">C.  It makes every seed in the soil germinate on the first rain</w:t>
+        <w:t xml:space="preserve">Q7. A learner says, 'A seed that does not germinate must be dead.' Which group of non-germinating bean seeds from Mr. Wafula's field shows that this idea is wrong?</w:t>
+      </w:r>
+    </w:p>
+    <w:p>
+      <w:pPr>
+        <w:keepNext/>
+        <w:spacing w:after="20"/>
+        <w:ind w:left="360"/>
+      </w:pPr>
+      <w:r>
+        <w:rPr>
+          <w:rFonts w:ascii="Arial" w:cs="Arial" w:eastAsia="Arial" w:hAnsi="Arial"/>
+          <w:sz w:val="21"/>
+          <w:szCs w:val="21"/>
+        </w:rPr>
+        <w:t xml:space="preserve">A.  The 4 old seeds with dead embryos</w:t>
       </w:r>
     </w:p>
     <w:p>
@@ -1361,7 +1397,37 @@
           <w:sz w:val="21"/>
           <w:szCs w:val="21"/>
         </w:rPr>
-        <w:t xml:space="preserve">D.  It stops seeds from germinating in a short dry spell, and it spreads germination over time</w:t>
+        <w:t xml:space="preserve">B.  The 8 hard-coated seeds, of which 7 germinated after scarification</w:t>
+      </w:r>
+    </w:p>
+    <w:p>
+      <w:pPr>
+        <w:keepNext/>
+        <w:spacing w:after="20"/>
+        <w:ind w:left="360"/>
+      </w:pPr>
+      <w:r>
+        <w:rPr>
+          <w:rFonts w:ascii="Arial" w:cs="Arial" w:eastAsia="Arial" w:hAnsi="Arial"/>
+          <w:sz w:val="21"/>
+          <w:szCs w:val="21"/>
+        </w:rPr>
+        <w:t xml:space="preserve">C.  The 5 maize seeds eaten or rotted by fungi</w:t>
+      </w:r>
+    </w:p>
+    <w:p>
+      <w:pPr>
+        <w:keepNext/>
+        <w:spacing w:after="20"/>
+        <w:ind w:left="360"/>
+      </w:pPr>
+      <w:r>
+        <w:rPr>
+          <w:rFonts w:ascii="Arial" w:cs="Arial" w:eastAsia="Arial" w:hAnsi="Arial"/>
+          <w:sz w:val="21"/>
+          <w:szCs w:val="21"/>
+        </w:rPr>
+        <w:t xml:space="preserve">D.  The 2 seeds eaten by pests</w:t>
       </w:r>
     </w:p>
     <w:p>
@@ -1377,7 +1443,7 @@
           <w:sz w:val="21"/>
           <w:szCs w:val="21"/>
         </w:rPr>
-        <w:t xml:space="preserve">Correct answer: D. </w:t>
+        <w:t xml:space="preserve">Correct answer: B. </w:t>
       </w:r>
       <w:r>
         <w:rPr>
@@ -1386,7 +1452,126 @@
           <w:sz w:val="19"/>
           <w:szCs w:val="19"/>
         </w:rPr>
-        <w:t xml:space="preserve">Dormancy lets seeds wait for adequate rain and spreads germination over time. Not all seedlings are then lost to one dry spell.</w:t>
+        <w:t xml:space="preserve">The hard-coated seeds were alive but dormant, and 7 of the 8 germinated once the testa was nicked. The other groups were dead, eaten or rotted.</w:t>
+      </w:r>
+    </w:p>
+    <w:p>
+      <w:pPr>
+        <w:keepNext/>
+        <w:spacing w:after="40" w:before="200"/>
+      </w:pPr>
+      <w:r>
+        <w:rPr>
+          <w:rFonts w:ascii="Arial" w:cs="Arial" w:eastAsia="Arial" w:hAnsi="Arial"/>
+          <w:color w:val="1F6B75"/>
+          <w:sz w:val="16"/>
+          <w:szCs w:val="16"/>
+        </w:rPr>
+        <w:t xml:space="preserve">USE AFTER: END OF LESSON — Explain: significance of dormancy to the plant and to the farmer</w:t>
+      </w:r>
+    </w:p>
+    <w:p>
+      <w:pPr>
+        <w:keepNext/>
+        <w:spacing w:after="80"/>
+      </w:pPr>
+      <w:r>
+        <w:rPr>
+          <w:rFonts w:ascii="Arial" w:cs="Arial" w:eastAsia="Arial" w:hAnsi="Arial"/>
+          <w:b/>
+          <w:bCs/>
+          <w:sz w:val="21"/>
+          <w:szCs w:val="21"/>
+        </w:rPr>
+        <w:t xml:space="preserve">Q8. Why can dormancy be useful to a wild plant but a problem for a farmer like Mr. Wafula?</w:t>
+      </w:r>
+    </w:p>
+    <w:p>
+      <w:pPr>
+        <w:keepNext/>
+        <w:spacing w:after="20"/>
+        <w:ind w:left="360"/>
+      </w:pPr>
+      <w:r>
+        <w:rPr>
+          <w:rFonts w:ascii="Arial" w:cs="Arial" w:eastAsia="Arial" w:hAnsi="Arial"/>
+          <w:b/>
+          <w:bCs/>
+          <w:color w:val="2E7D4F"/>
+          <w:sz w:val="21"/>
+          <w:szCs w:val="21"/>
+        </w:rPr>
+        <w:t xml:space="preserve">A.  Dormancy helps seeds survive dry or cold seasons and germinate over time, but the farmer wants all seeds to germinate together for a uniform stand</w:t>
+      </w:r>
+    </w:p>
+    <w:p>
+      <w:pPr>
+        <w:keepNext/>
+        <w:spacing w:after="20"/>
+        <w:ind w:left="360"/>
+      </w:pPr>
+      <w:r>
+        <w:rPr>
+          <w:rFonts w:ascii="Arial" w:cs="Arial" w:eastAsia="Arial" w:hAnsi="Arial"/>
+          <w:sz w:val="21"/>
+          <w:szCs w:val="21"/>
+        </w:rPr>
+        <w:t xml:space="preserve">B.  Dormant seeds always die, so wild plants make more seeds, but the farmer loses money</w:t>
+      </w:r>
+    </w:p>
+    <w:p>
+      <w:pPr>
+        <w:keepNext/>
+        <w:spacing w:after="20"/>
+        <w:ind w:left="360"/>
+      </w:pPr>
+      <w:r>
+        <w:rPr>
+          <w:rFonts w:ascii="Arial" w:cs="Arial" w:eastAsia="Arial" w:hAnsi="Arial"/>
+          <w:sz w:val="21"/>
+          <w:szCs w:val="21"/>
+        </w:rPr>
+        <w:t xml:space="preserve">C.  Dormancy stops pests from eating seeds in the wild but not in a farm</w:t>
+      </w:r>
+    </w:p>
+    <w:p>
+      <w:pPr>
+        <w:keepNext/>
+        <w:spacing w:after="20"/>
+        <w:ind w:left="360"/>
+      </w:pPr>
+      <w:r>
+        <w:rPr>
+          <w:rFonts w:ascii="Arial" w:cs="Arial" w:eastAsia="Arial" w:hAnsi="Arial"/>
+          <w:sz w:val="21"/>
+          <w:szCs w:val="21"/>
+        </w:rPr>
+        <w:t xml:space="preserve">D.  Dormancy makes seeds grow faster, which wild plants need but farmers do not</w:t>
+      </w:r>
+    </w:p>
+    <w:p>
+      <w:pPr>
+        <w:spacing w:after="120" w:before="60"/>
+      </w:pPr>
+      <w:r>
+        <w:rPr>
+          <w:rFonts w:ascii="Arial" w:cs="Arial" w:eastAsia="Arial" w:hAnsi="Arial"/>
+          <w:b/>
+          <w:bCs/>
+          <w:color w:val="2E7D4F"/>
+          <w:sz w:val="21"/>
+          <w:szCs w:val="21"/>
+        </w:rPr>
+        <w:t xml:space="preserve">Correct answer: A. </w:t>
+      </w:r>
+      <w:r>
+        <w:rPr>
+          <w:rFonts w:ascii="Arial" w:cs="Arial" w:eastAsia="Arial" w:hAnsi="Arial"/>
+          <w:color w:val="444444"/>
+          <w:sz w:val="19"/>
+          <w:szCs w:val="19"/>
+        </w:rPr>
+        <w:t xml:space="preserve">For wild plants, dormancy keeps seeds alive through unfavourable seasons and spreads germination over time. A farmer needs even germination, so scarification is used to break dormancy.</w:t>
       </w:r>
     </w:p>
     <w:p>
@@ -1405,7 +1590,7 @@
         </w:rPr>
         <w:t xml:space="preserve">© 2026 SeaVuria and ARES. Aligned with KICD objectives. Developed by SeaVuria; technical implementation by ARES (with AI assistance from Claude). Licensed under </w:t>
       </w:r>
-      <w:hyperlink w:history="1" r:id="rIdptxpnyljioqvp3dwk6672">
+      <w:hyperlink w:history="1" r:id="rIdojsffbbdwn6dg5pwgcf_d">
         <w:r>
           <w:rPr>
             <w:rFonts w:ascii="Arial" w:cs="Arial" w:eastAsia="Arial" w:hAnsi="Arial"/>
@@ -1426,7 +1611,7 @@
         </w:rPr>
         <w:t xml:space="preserve"> (</w:t>
       </w:r>
-      <w:hyperlink w:history="1" r:id="rIdqq1mq2ij4d2jadday9tq8">
+      <w:hyperlink w:history="1" r:id="rIdvxzs0yvkxofytjdmcbzij">
         <w:r>
           <w:rPr>
             <w:rFonts w:ascii="Arial" w:cs="Arial" w:eastAsia="Arial" w:hAnsi="Arial"/>
